--- a/doc/Documento de requerimiento.docx
+++ b/doc/Documento de requerimiento.docx
@@ -1105,13 +1105,23 @@
           <w:lang w:val="es-DO"/>
         </w:rPr>
       </w:pPr>
-      <w:r>
-        <w:rPr>
-          <w:b/>
-          <w:bCs/>
-          <w:lang w:val="es-DO"/>
-        </w:rPr>
-        <w:t xml:space="preserve">Status </w:t>
+      <w:proofErr w:type="gramStart"/>
+      <w:r>
+        <w:rPr>
+          <w:b/>
+          <w:bCs/>
+          <w:lang w:val="es-DO"/>
+        </w:rPr>
+        <w:t>Status</w:t>
+      </w:r>
+      <w:proofErr w:type="gramEnd"/>
+      <w:r>
+        <w:rPr>
+          <w:b/>
+          <w:bCs/>
+          <w:lang w:val="es-DO"/>
+        </w:rPr>
+        <w:t xml:space="preserve"> </w:t>
       </w:r>
     </w:p>
     <w:p>
@@ -1129,19 +1139,7 @@
         <w:rPr>
           <w:lang w:val="es-DO"/>
         </w:rPr>
-        <w:t xml:space="preserve">Activo / </w:t>
-      </w:r>
-      <w:r>
-        <w:rPr>
-          <w:lang w:val="es-DO"/>
-        </w:rPr>
-        <w:t xml:space="preserve">Pendiente / </w:t>
-      </w:r>
-      <w:r>
-        <w:rPr>
-          <w:lang w:val="es-DO"/>
-        </w:rPr>
-        <w:t>Cancelado</w:t>
+        <w:t>Activo / Pendiente / Cancelado</w:t>
       </w:r>
     </w:p>
     <w:p>
@@ -1208,12 +1206,14 @@
         <w:rPr>
           <w:b/>
           <w:bCs/>
-        </w:rPr>
-      </w:pPr>
-      <w:r>
-        <w:rPr>
-          <w:b/>
-          <w:bCs/>
+          <w:lang w:val="es-DO"/>
+        </w:rPr>
+      </w:pPr>
+      <w:r>
+        <w:rPr>
+          <w:b/>
+          <w:bCs/>
+          <w:lang w:val="es-DO"/>
         </w:rPr>
         <w:t>Name</w:t>
       </w:r>
@@ -1221,6 +1221,7 @@
         <w:rPr>
           <w:b/>
           <w:bCs/>
+          <w:lang w:val="es-DO"/>
         </w:rPr>
         <w:br/>
         <w:t>Description</w:t>
@@ -1265,6 +1266,7 @@
         </w:rPr>
       </w:pPr>
       <w:proofErr w:type="spellStart"/>
+      <w:proofErr w:type="gramStart"/>
       <w:r>
         <w:rPr>
           <w:b/>
@@ -1274,6 +1276,7 @@
         <w:t>Follower</w:t>
       </w:r>
       <w:proofErr w:type="spellEnd"/>
+      <w:proofErr w:type="gramEnd"/>
       <w:r>
         <w:rPr>
           <w:b/>
@@ -1486,10 +1489,12 @@
         </w:rPr>
       </w:pPr>
       <w:proofErr w:type="spellStart"/>
+      <w:proofErr w:type="gramStart"/>
       <w:r>
         <w:t>ReservationDate</w:t>
       </w:r>
       <w:proofErr w:type="spellEnd"/>
+      <w:proofErr w:type="gramEnd"/>
     </w:p>
     <w:p>
       <w:pPr>
@@ -7146,6 +7151,7 @@
   <w:style w:type="character" w:default="1" w:styleId="DefaultParagraphFont">
     <w:name w:val="Default Paragraph Font"/>
     <w:uiPriority w:val="1"/>
+    <w:semiHidden/>
     <w:unhideWhenUsed/>
   </w:style>
   <w:style w:type="table" w:default="1" w:styleId="TableNormal">
